--- a/klagomål/A 50454-2025 FSC-klagomål.docx
+++ b/klagomål/A 50454-2025 FSC-klagomål.docx
@@ -662,7 +662,7 @@
     <w:r>
       <w:tab/>
       <w:tab/>
-      <w:t>2025-11-15</w:t>
+      <w:t>2025-11-20</w:t>
       <w:br/>
       <w:br/>
     </w:r>

--- a/klagomål/A 50454-2025 FSC-klagomål.docx
+++ b/klagomål/A 50454-2025 FSC-klagomål.docx
@@ -662,7 +662,7 @@
     <w:r>
       <w:tab/>
       <w:tab/>
-      <w:t>2025-11-20</w:t>
+      <w:t>2025-11-21</w:t>
       <w:br/>
       <w:br/>
     </w:r>

--- a/klagomål/A 50454-2025 FSC-klagomål.docx
+++ b/klagomål/A 50454-2025 FSC-klagomål.docx
@@ -662,7 +662,7 @@
     <w:r>
       <w:tab/>
       <w:tab/>
-      <w:t>2025-11-21</w:t>
+      <w:t>2025-11-22</w:t>
       <w:br/>
       <w:br/>
     </w:r>

--- a/klagomål/A 50454-2025 FSC-klagomål.docx
+++ b/klagomål/A 50454-2025 FSC-klagomål.docx
@@ -662,7 +662,7 @@
     <w:r>
       <w:tab/>
       <w:tab/>
-      <w:t>2025-11-22</w:t>
+      <w:t>2025-11-23</w:t>
       <w:br/>
       <w:br/>
     </w:r>

--- a/klagomål/A 50454-2025 FSC-klagomål.docx
+++ b/klagomål/A 50454-2025 FSC-klagomål.docx
@@ -662,7 +662,7 @@
     <w:r>
       <w:tab/>
       <w:tab/>
-      <w:t>2025-11-23</w:t>
+      <w:t>2025-11-24</w:t>
       <w:br/>
       <w:br/>
     </w:r>

--- a/klagomål/A 50454-2025 FSC-klagomål.docx
+++ b/klagomål/A 50454-2025 FSC-klagomål.docx
@@ -662,7 +662,7 @@
     <w:r>
       <w:tab/>
       <w:tab/>
-      <w:t>2025-11-24</w:t>
+      <w:t>2025-11-25</w:t>
       <w:br/>
       <w:br/>
     </w:r>

--- a/klagomål/A 50454-2025 FSC-klagomål.docx
+++ b/klagomål/A 50454-2025 FSC-klagomål.docx
@@ -662,7 +662,7 @@
     <w:r>
       <w:tab/>
       <w:tab/>
-      <w:t>2025-11-25</w:t>
+      <w:t>2025-11-26</w:t>
       <w:br/>
       <w:br/>
     </w:r>

--- a/klagomål/A 50454-2025 FSC-klagomål.docx
+++ b/klagomål/A 50454-2025 FSC-klagomål.docx
@@ -662,7 +662,7 @@
     <w:r>
       <w:tab/>
       <w:tab/>
-      <w:t>2025-11-26</w:t>
+      <w:t>2025-11-27</w:t>
       <w:br/>
       <w:br/>
     </w:r>

--- a/klagomål/A 50454-2025 FSC-klagomål.docx
+++ b/klagomål/A 50454-2025 FSC-klagomål.docx
@@ -662,7 +662,7 @@
     <w:r>
       <w:tab/>
       <w:tab/>
-      <w:t>2025-11-27</w:t>
+      <w:t>2025-11-28</w:t>
       <w:br/>
       <w:br/>
     </w:r>

--- a/klagomål/A 50454-2025 FSC-klagomål.docx
+++ b/klagomål/A 50454-2025 FSC-klagomål.docx
@@ -662,7 +662,7 @@
     <w:r>
       <w:tab/>
       <w:tab/>
-      <w:t>2025-11-28</w:t>
+      <w:t>2025-11-29</w:t>
       <w:br/>
       <w:br/>
     </w:r>

--- a/klagomål/A 50454-2025 FSC-klagomål.docx
+++ b/klagomål/A 50454-2025 FSC-klagomål.docx
@@ -662,7 +662,7 @@
     <w:r>
       <w:tab/>
       <w:tab/>
-      <w:t>2025-11-29</w:t>
+      <w:t>2025-11-30</w:t>
       <w:br/>
       <w:br/>
     </w:r>

--- a/klagomål/A 50454-2025 FSC-klagomål.docx
+++ b/klagomål/A 50454-2025 FSC-klagomål.docx
@@ -662,7 +662,7 @@
     <w:r>
       <w:tab/>
       <w:tab/>
-      <w:t>2025-11-30</w:t>
+      <w:t>2025-12-01</w:t>
       <w:br/>
       <w:br/>
     </w:r>

--- a/klagomål/A 50454-2025 FSC-klagomål.docx
+++ b/klagomål/A 50454-2025 FSC-klagomål.docx
@@ -662,7 +662,7 @@
     <w:r>
       <w:tab/>
       <w:tab/>
-      <w:t>2025-12-01</w:t>
+      <w:t>2025-12-02</w:t>
       <w:br/>
       <w:br/>
     </w:r>

--- a/klagomål/A 50454-2025 FSC-klagomål.docx
+++ b/klagomål/A 50454-2025 FSC-klagomål.docx
@@ -662,7 +662,7 @@
     <w:r>
       <w:tab/>
       <w:tab/>
-      <w:t>2025-12-02</w:t>
+      <w:t>2025-12-03</w:t>
       <w:br/>
       <w:br/>
     </w:r>

--- a/klagomål/A 50454-2025 FSC-klagomål.docx
+++ b/klagomål/A 50454-2025 FSC-klagomål.docx
@@ -662,7 +662,7 @@
     <w:r>
       <w:tab/>
       <w:tab/>
-      <w:t>2025-12-03</w:t>
+      <w:t>2025-12-04</w:t>
       <w:br/>
       <w:br/>
     </w:r>

--- a/klagomål/A 50454-2025 FSC-klagomål.docx
+++ b/klagomål/A 50454-2025 FSC-klagomål.docx
@@ -662,7 +662,7 @@
     <w:r>
       <w:tab/>
       <w:tab/>
-      <w:t>2025-12-04</w:t>
+      <w:t>2025-12-05</w:t>
       <w:br/>
       <w:br/>
     </w:r>

--- a/klagomål/A 50454-2025 FSC-klagomål.docx
+++ b/klagomål/A 50454-2025 FSC-klagomål.docx
@@ -662,7 +662,7 @@
     <w:r>
       <w:tab/>
       <w:tab/>
-      <w:t>2025-12-05</w:t>
+      <w:t>2025-12-06</w:t>
       <w:br/>
       <w:br/>
     </w:r>

--- a/klagomål/A 50454-2025 FSC-klagomål.docx
+++ b/klagomål/A 50454-2025 FSC-klagomål.docx
@@ -662,7 +662,7 @@
     <w:r>
       <w:tab/>
       <w:tab/>
-      <w:t>2025-12-06</w:t>
+      <w:t>2025-12-07</w:t>
       <w:br/>
       <w:br/>
     </w:r>

--- a/klagomål/A 50454-2025 FSC-klagomål.docx
+++ b/klagomål/A 50454-2025 FSC-klagomål.docx
@@ -662,7 +662,7 @@
     <w:r>
       <w:tab/>
       <w:tab/>
-      <w:t>2025-12-07</w:t>
+      <w:t>2025-12-08</w:t>
       <w:br/>
       <w:br/>
     </w:r>

--- a/klagomål/A 50454-2025 FSC-klagomål.docx
+++ b/klagomål/A 50454-2025 FSC-klagomål.docx
@@ -662,7 +662,7 @@
     <w:r>
       <w:tab/>
       <w:tab/>
-      <w:t>2025-12-08</w:t>
+      <w:t>2025-12-09</w:t>
       <w:br/>
       <w:br/>
     </w:r>

--- a/klagomål/A 50454-2025 FSC-klagomål.docx
+++ b/klagomål/A 50454-2025 FSC-klagomål.docx
@@ -662,7 +662,7 @@
     <w:r>
       <w:tab/>
       <w:tab/>
-      <w:t>2025-12-09</w:t>
+      <w:t>2025-12-10</w:t>
       <w:br/>
       <w:br/>
     </w:r>

--- a/klagomål/A 50454-2025 FSC-klagomål.docx
+++ b/klagomål/A 50454-2025 FSC-klagomål.docx
@@ -662,7 +662,7 @@
     <w:r>
       <w:tab/>
       <w:tab/>
-      <w:t>2025-12-10</w:t>
+      <w:t>2025-12-11</w:t>
       <w:br/>
       <w:br/>
     </w:r>

--- a/klagomål/A 50454-2025 FSC-klagomål.docx
+++ b/klagomål/A 50454-2025 FSC-klagomål.docx
@@ -662,7 +662,7 @@
     <w:r>
       <w:tab/>
       <w:tab/>
-      <w:t>2025-12-11</w:t>
+      <w:t>2025-12-12</w:t>
       <w:br/>
       <w:br/>
     </w:r>

--- a/klagomål/A 50454-2025 FSC-klagomål.docx
+++ b/klagomål/A 50454-2025 FSC-klagomål.docx
@@ -662,7 +662,7 @@
     <w:r>
       <w:tab/>
       <w:tab/>
-      <w:t>2025-12-12</w:t>
+      <w:t>2025-12-13</w:t>
       <w:br/>
       <w:br/>
     </w:r>

--- a/klagomål/A 50454-2025 FSC-klagomål.docx
+++ b/klagomål/A 50454-2025 FSC-klagomål.docx
@@ -662,7 +662,7 @@
     <w:r>
       <w:tab/>
       <w:tab/>
-      <w:t>2025-12-19</w:t>
+      <w:t>2025-12-20</w:t>
       <w:br/>
       <w:br/>
     </w:r>

--- a/klagomål/A 50454-2025 FSC-klagomål.docx
+++ b/klagomål/A 50454-2025 FSC-klagomål.docx
@@ -662,7 +662,7 @@
     <w:r>
       <w:tab/>
       <w:tab/>
-      <w:t>2025-12-20</w:t>
+      <w:t>2025-12-21</w:t>
       <w:br/>
       <w:br/>
     </w:r>

--- a/klagomål/A 50454-2025 FSC-klagomål.docx
+++ b/klagomål/A 50454-2025 FSC-klagomål.docx
@@ -662,7 +662,7 @@
     <w:r>
       <w:tab/>
       <w:tab/>
-      <w:t>2025-12-21</w:t>
+      <w:t>2025-12-22</w:t>
       <w:br/>
       <w:br/>
     </w:r>

--- a/klagomål/A 50454-2025 FSC-klagomål.docx
+++ b/klagomål/A 50454-2025 FSC-klagomål.docx
@@ -662,7 +662,7 @@
     <w:r>
       <w:tab/>
       <w:tab/>
-      <w:t>2025-12-22</w:t>
+      <w:t>2025-12-26</w:t>
       <w:br/>
       <w:br/>
     </w:r>

--- a/klagomål/A 50454-2025 FSC-klagomål.docx
+++ b/klagomål/A 50454-2025 FSC-klagomål.docx
@@ -662,7 +662,7 @@
     <w:r>
       <w:tab/>
       <w:tab/>
-      <w:t>2025-12-26</w:t>
+      <w:t>2025-12-28</w:t>
       <w:br/>
       <w:br/>
     </w:r>

--- a/klagomål/A 50454-2025 FSC-klagomål.docx
+++ b/klagomål/A 50454-2025 FSC-klagomål.docx
@@ -662,7 +662,7 @@
     <w:r>
       <w:tab/>
       <w:tab/>
-      <w:t>2025-12-28</w:t>
+      <w:t>2025-12-29</w:t>
       <w:br/>
       <w:br/>
     </w:r>

--- a/klagomål/A 50454-2025 FSC-klagomål.docx
+++ b/klagomål/A 50454-2025 FSC-klagomål.docx
@@ -662,7 +662,7 @@
     <w:r>
       <w:tab/>
       <w:tab/>
-      <w:t>2025-12-29</w:t>
+      <w:t>2025-12-30</w:t>
       <w:br/>
       <w:br/>
     </w:r>

--- a/klagomål/A 50454-2025 FSC-klagomål.docx
+++ b/klagomål/A 50454-2025 FSC-klagomål.docx
@@ -662,7 +662,7 @@
     <w:r>
       <w:tab/>
       <w:tab/>
-      <w:t>2025-12-30</w:t>
+      <w:t>2025-12-31</w:t>
       <w:br/>
       <w:br/>
     </w:r>

--- a/klagomål/A 50454-2025 FSC-klagomål.docx
+++ b/klagomål/A 50454-2025 FSC-klagomål.docx
@@ -662,7 +662,7 @@
     <w:r>
       <w:tab/>
       <w:tab/>
-      <w:t>2025-12-31</w:t>
+      <w:t>2026-01-03</w:t>
       <w:br/>
       <w:br/>
     </w:r>

--- a/klagomål/A 50454-2025 FSC-klagomål.docx
+++ b/klagomål/A 50454-2025 FSC-klagomål.docx
@@ -662,7 +662,7 @@
     <w:r>
       <w:tab/>
       <w:tab/>
-      <w:t>2026-01-07</w:t>
+      <w:t>2026-01-08</w:t>
       <w:br/>
       <w:br/>
     </w:r>

--- a/klagomål/A 50454-2025 FSC-klagomål.docx
+++ b/klagomål/A 50454-2025 FSC-klagomål.docx
@@ -662,7 +662,7 @@
     <w:r>
       <w:tab/>
       <w:tab/>
-      <w:t>2026-01-08</w:t>
+      <w:t>2026-01-09</w:t>
       <w:br/>
       <w:br/>
     </w:r>

--- a/klagomål/A 50454-2025 FSC-klagomål.docx
+++ b/klagomål/A 50454-2025 FSC-klagomål.docx
@@ -662,7 +662,7 @@
     <w:r>
       <w:tab/>
       <w:tab/>
-      <w:t>2026-01-09</w:t>
+      <w:t>2026-01-10</w:t>
       <w:br/>
       <w:br/>
     </w:r>

--- a/klagomål/A 50454-2025 FSC-klagomål.docx
+++ b/klagomål/A 50454-2025 FSC-klagomål.docx
@@ -662,7 +662,7 @@
     <w:r>
       <w:tab/>
       <w:tab/>
-      <w:t>2026-01-10</w:t>
+      <w:t>2026-01-11</w:t>
       <w:br/>
       <w:br/>
     </w:r>

--- a/klagomål/A 50454-2025 FSC-klagomål.docx
+++ b/klagomål/A 50454-2025 FSC-klagomål.docx
@@ -662,7 +662,7 @@
     <w:r>
       <w:tab/>
       <w:tab/>
-      <w:t>2026-01-11</w:t>
+      <w:t>2026-01-12</w:t>
       <w:br/>
       <w:br/>
     </w:r>

--- a/klagomål/A 50454-2025 FSC-klagomål.docx
+++ b/klagomål/A 50454-2025 FSC-klagomål.docx
@@ -662,7 +662,7 @@
     <w:r>
       <w:tab/>
       <w:tab/>
-      <w:t>2026-01-12</w:t>
+      <w:t>2026-01-13</w:t>
       <w:br/>
       <w:br/>
     </w:r>

--- a/klagomål/A 50454-2025 FSC-klagomål.docx
+++ b/klagomål/A 50454-2025 FSC-klagomål.docx
@@ -662,7 +662,7 @@
     <w:r>
       <w:tab/>
       <w:tab/>
-      <w:t>2026-01-13</w:t>
+      <w:t>2026-01-14</w:t>
       <w:br/>
       <w:br/>
     </w:r>

--- a/klagomål/A 50454-2025 FSC-klagomål.docx
+++ b/klagomål/A 50454-2025 FSC-klagomål.docx
@@ -662,7 +662,7 @@
     <w:r>
       <w:tab/>
       <w:tab/>
-      <w:t>2026-01-14</w:t>
+      <w:t>2026-01-15</w:t>
       <w:br/>
       <w:br/>
     </w:r>

--- a/klagomål/A 50454-2025 FSC-klagomål.docx
+++ b/klagomål/A 50454-2025 FSC-klagomål.docx
@@ -662,7 +662,7 @@
     <w:r>
       <w:tab/>
       <w:tab/>
-      <w:t>2026-01-15</w:t>
+      <w:t>2026-01-16</w:t>
       <w:br/>
       <w:br/>
     </w:r>

--- a/klagomål/A 50454-2025 FSC-klagomål.docx
+++ b/klagomål/A 50454-2025 FSC-klagomål.docx
@@ -662,7 +662,7 @@
     <w:r>
       <w:tab/>
       <w:tab/>
-      <w:t>2026-01-16</w:t>
+      <w:t>2026-01-17</w:t>
       <w:br/>
       <w:br/>
     </w:r>

--- a/klagomål/A 50454-2025 FSC-klagomål.docx
+++ b/klagomål/A 50454-2025 FSC-klagomål.docx
@@ -662,7 +662,7 @@
     <w:r>
       <w:tab/>
       <w:tab/>
-      <w:t>2026-01-17</w:t>
+      <w:t>2026-01-18</w:t>
       <w:br/>
       <w:br/>
     </w:r>

--- a/klagomål/A 50454-2025 FSC-klagomål.docx
+++ b/klagomål/A 50454-2025 FSC-klagomål.docx
@@ -662,7 +662,7 @@
     <w:r>
       <w:tab/>
       <w:tab/>
-      <w:t>2026-01-18</w:t>
+      <w:t>2026-01-19</w:t>
       <w:br/>
       <w:br/>
     </w:r>

--- a/klagomål/A 50454-2025 FSC-klagomål.docx
+++ b/klagomål/A 50454-2025 FSC-klagomål.docx
@@ -662,7 +662,7 @@
     <w:r>
       <w:tab/>
       <w:tab/>
-      <w:t>2026-01-19</w:t>
+      <w:t>2026-01-20</w:t>
       <w:br/>
       <w:br/>
     </w:r>

--- a/klagomål/A 50454-2025 FSC-klagomål.docx
+++ b/klagomål/A 50454-2025 FSC-klagomål.docx
@@ -662,7 +662,7 @@
     <w:r>
       <w:tab/>
       <w:tab/>
-      <w:t>2026-01-20</w:t>
+      <w:t>2026-01-21</w:t>
       <w:br/>
       <w:br/>
     </w:r>

--- a/klagomål/A 50454-2025 FSC-klagomål.docx
+++ b/klagomål/A 50454-2025 FSC-klagomål.docx
@@ -662,7 +662,7 @@
     <w:r>
       <w:tab/>
       <w:tab/>
-      <w:t>2026-01-21</w:t>
+      <w:t>2026-01-23</w:t>
       <w:br/>
       <w:br/>
     </w:r>

--- a/klagomål/A 50454-2025 FSC-klagomål.docx
+++ b/klagomål/A 50454-2025 FSC-klagomål.docx
@@ -662,7 +662,7 @@
     <w:r>
       <w:tab/>
       <w:tab/>
-      <w:t>2026-01-23</w:t>
+      <w:t>2026-01-24</w:t>
       <w:br/>
       <w:br/>
     </w:r>

--- a/klagomål/A 50454-2025 FSC-klagomål.docx
+++ b/klagomål/A 50454-2025 FSC-klagomål.docx
@@ -662,7 +662,7 @@
     <w:r>
       <w:tab/>
       <w:tab/>
-      <w:t>2026-01-24</w:t>
+      <w:t>2026-01-25</w:t>
       <w:br/>
       <w:br/>
     </w:r>

--- a/klagomål/A 50454-2025 FSC-klagomål.docx
+++ b/klagomål/A 50454-2025 FSC-klagomål.docx
@@ -662,7 +662,7 @@
     <w:r>
       <w:tab/>
       <w:tab/>
-      <w:t>2026-01-25</w:t>
+      <w:t>2026-01-26</w:t>
       <w:br/>
       <w:br/>
     </w:r>

--- a/klagomål/A 50454-2025 FSC-klagomål.docx
+++ b/klagomål/A 50454-2025 FSC-klagomål.docx
@@ -662,7 +662,7 @@
     <w:r>
       <w:tab/>
       <w:tab/>
-      <w:t>2026-01-26</w:t>
+      <w:t>2026-01-27</w:t>
       <w:br/>
       <w:br/>
     </w:r>

--- a/klagomål/A 50454-2025 FSC-klagomål.docx
+++ b/klagomål/A 50454-2025 FSC-klagomål.docx
@@ -662,7 +662,7 @@
     <w:r>
       <w:tab/>
       <w:tab/>
-      <w:t>2026-01-27</w:t>
+      <w:t>2026-01-28</w:t>
       <w:br/>
       <w:br/>
     </w:r>

--- a/klagomål/A 50454-2025 FSC-klagomål.docx
+++ b/klagomål/A 50454-2025 FSC-klagomål.docx
@@ -112,7 +112,7 @@
         <w:pStyle w:val="ListBullet"/>
       </w:pPr>
       <w:r>
-        <w:t>Om ett ombud (tex Norra skog eller Mellanskog) avverkningsanmäler en skog med naturvärden motsvarande nyckelbiotops kvalité men markägaren inte är FSC certifierad, bör du skicka in ett FSC kontrollerat virke klagomål. Då ska klagomålet skickas till ombudsföretaget.</w:t>
+        <w:t>Om ett ombud (tex Norra skog eller Mellanskog) avverkningsanmäler en skog med naturvärden motsvarande nyckelbiotops kvalitet men markägaren inte är FSC certifierad, bör du skicka in ett FSC kontrollerat virke klagomål. Då ska klagomålet skickas till ombudsföretaget.</w:t>
       </w:r>
     </w:p>
     <w:p>
@@ -254,7 +254,16 @@
         <w:t>Brunpudrad nållav (NT)</w:t>
       </w:r>
       <w:r>
-        <w:t xml:space="preserve"> är beroende av hög, jämn luftfuktighet och kan påträffas i fuktiga skogar av naturskogskaraktär, ofta i sumpgranskog eller andra sumpskogar. Arten är placerad högst upp i Skogsstyrelsens värdepyramid för bedömning av skog med höga naturvärden och förekomster bör undantas från skogsbruksåtgärder (SLU Artdatabanken, 2024; Nitare &amp; Skogsstyrelsen, 2019).</w:t>
+        <w:t xml:space="preserve"> är beroende av hög, jämn luftfuktighet och kan påträffas i fuktiga skogar av naturskogskaraktär, ofta i sumpgranskog eller andra sumpskogar. Arten är placerad högst upp i Skogsstyrelsens värdepyramid för bedömning av skog med höga naturvärden och förekomster bör undantas från skogsbruksåtgärder. Brunpudrad nållav är typisk art för </w:t>
+      </w:r>
+      <w:r>
+        <w:rPr>
+          <w:i/>
+        </w:rPr>
+        <w:t>9010 Taiga</w:t>
+      </w:r>
+      <w:r>
+        <w:t xml:space="preserve"> (SLU Artdatabanken, 2024; Nitare &amp; Skogsstyrelsen, 2019).</w:t>
       </w:r>
     </w:p>
     <w:p>
@@ -662,7 +671,7 @@
     <w:r>
       <w:tab/>
       <w:tab/>
-      <w:t>2026-01-28</w:t>
+      <w:t>2026-01-29</w:t>
       <w:br/>
       <w:br/>
     </w:r>

--- a/klagomål/A 50454-2025 FSC-klagomål.docx
+++ b/klagomål/A 50454-2025 FSC-klagomål.docx
@@ -671,7 +671,7 @@
     <w:r>
       <w:tab/>
       <w:tab/>
-      <w:t>2026-01-29</w:t>
+      <w:t>2026-01-30</w:t>
       <w:br/>
       <w:br/>
     </w:r>

--- a/klagomål/A 50454-2025 FSC-klagomål.docx
+++ b/klagomål/A 50454-2025 FSC-klagomål.docx
@@ -671,7 +671,7 @@
     <w:r>
       <w:tab/>
       <w:tab/>
-      <w:t>2026-01-30</w:t>
+      <w:t>2026-01-31</w:t>
       <w:br/>
       <w:br/>
     </w:r>

--- a/klagomål/A 50454-2025 FSC-klagomål.docx
+++ b/klagomål/A 50454-2025 FSC-klagomål.docx
@@ -671,7 +671,7 @@
     <w:r>
       <w:tab/>
       <w:tab/>
-      <w:t>2026-03-01</w:t>
+      <w:t>2026-03-02</w:t>
       <w:br/>
       <w:br/>
     </w:r>

--- a/klagomål/A 50454-2025 FSC-klagomål.docx
+++ b/klagomål/A 50454-2025 FSC-klagomål.docx
@@ -671,7 +671,7 @@
     <w:r>
       <w:tab/>
       <w:tab/>
-      <w:t>2026-03-02</w:t>
+      <w:t>2026-03-03</w:t>
       <w:br/>
       <w:br/>
     </w:r>

--- a/klagomål/A 50454-2025 FSC-klagomål.docx
+++ b/klagomål/A 50454-2025 FSC-klagomål.docx
@@ -671,7 +671,7 @@
     <w:r>
       <w:tab/>
       <w:tab/>
-      <w:t>2026-03-03</w:t>
+      <w:t>2026-03-04</w:t>
       <w:br/>
       <w:br/>
     </w:r>

--- a/klagomål/A 50454-2025 FSC-klagomål.docx
+++ b/klagomål/A 50454-2025 FSC-klagomål.docx
@@ -671,7 +671,7 @@
     <w:r>
       <w:tab/>
       <w:tab/>
-      <w:t>2026-03-04</w:t>
+      <w:t>2026-03-05</w:t>
       <w:br/>
       <w:br/>
     </w:r>

--- a/klagomål/A 50454-2025 FSC-klagomål.docx
+++ b/klagomål/A 50454-2025 FSC-klagomål.docx
@@ -671,7 +671,7 @@
     <w:r>
       <w:tab/>
       <w:tab/>
-      <w:t>2026-03-05</w:t>
+      <w:t>2026-03-06</w:t>
       <w:br/>
       <w:br/>
     </w:r>

--- a/klagomål/A 50454-2025 FSC-klagomål.docx
+++ b/klagomål/A 50454-2025 FSC-klagomål.docx
@@ -671,7 +671,7 @@
     <w:r>
       <w:tab/>
       <w:tab/>
-      <w:t>2026-03-06</w:t>
+      <w:t>2026-03-07</w:t>
       <w:br/>
       <w:br/>
     </w:r>

--- a/klagomål/A 50454-2025 FSC-klagomål.docx
+++ b/klagomål/A 50454-2025 FSC-klagomål.docx
@@ -671,7 +671,7 @@
     <w:r>
       <w:tab/>
       <w:tab/>
-      <w:t>2026-03-07</w:t>
+      <w:t>2026-03-08</w:t>
       <w:br/>
       <w:br/>
     </w:r>

--- a/klagomål/A 50454-2025 FSC-klagomål.docx
+++ b/klagomål/A 50454-2025 FSC-klagomål.docx
@@ -671,7 +671,7 @@
     <w:r>
       <w:tab/>
       <w:tab/>
-      <w:t>2026-03-08</w:t>
+      <w:t>2026-03-09</w:t>
       <w:br/>
       <w:br/>
     </w:r>

--- a/klagomål/A 50454-2025 FSC-klagomål.docx
+++ b/klagomål/A 50454-2025 FSC-klagomål.docx
@@ -671,7 +671,7 @@
     <w:r>
       <w:tab/>
       <w:tab/>
-      <w:t>2026-03-09</w:t>
+      <w:t>2026-03-10</w:t>
       <w:br/>
       <w:br/>
     </w:r>

--- a/klagomål/A 50454-2025 FSC-klagomål.docx
+++ b/klagomål/A 50454-2025 FSC-klagomål.docx
@@ -671,7 +671,7 @@
     <w:r>
       <w:tab/>
       <w:tab/>
-      <w:t>2026-03-10</w:t>
+      <w:t>2026-03-11</w:t>
       <w:br/>
       <w:br/>
     </w:r>

--- a/klagomål/A 50454-2025 FSC-klagomål.docx
+++ b/klagomål/A 50454-2025 FSC-klagomål.docx
@@ -671,7 +671,7 @@
     <w:r>
       <w:tab/>
       <w:tab/>
-      <w:t>2026-03-11</w:t>
+      <w:t>2026-03-12</w:t>
       <w:br/>
       <w:br/>
     </w:r>

--- a/klagomål/A 50454-2025 FSC-klagomål.docx
+++ b/klagomål/A 50454-2025 FSC-klagomål.docx
@@ -671,7 +671,7 @@
     <w:r>
       <w:tab/>
       <w:tab/>
-      <w:t>2026-03-12</w:t>
+      <w:t>2026-03-13</w:t>
       <w:br/>
       <w:br/>
     </w:r>

--- a/klagomål/A 50454-2025 FSC-klagomål.docx
+++ b/klagomål/A 50454-2025 FSC-klagomål.docx
@@ -671,7 +671,7 @@
     <w:r>
       <w:tab/>
       <w:tab/>
-      <w:t>2026-03-13</w:t>
+      <w:t>2026-03-16</w:t>
       <w:br/>
       <w:br/>
     </w:r>

--- a/klagomål/A 50454-2025 FSC-klagomål.docx
+++ b/klagomål/A 50454-2025 FSC-klagomål.docx
@@ -671,7 +671,7 @@
     <w:r>
       <w:tab/>
       <w:tab/>
-      <w:t>2026-03-16</w:t>
+      <w:t>2026-03-17</w:t>
       <w:br/>
       <w:br/>
     </w:r>

--- a/klagomål/A 50454-2025 FSC-klagomål.docx
+++ b/klagomål/A 50454-2025 FSC-klagomål.docx
@@ -671,7 +671,7 @@
     <w:r>
       <w:tab/>
       <w:tab/>
-      <w:t>2026-03-17</w:t>
+      <w:t>2026-03-18</w:t>
       <w:br/>
       <w:br/>
     </w:r>

--- a/klagomål/A 50454-2025 FSC-klagomål.docx
+++ b/klagomål/A 50454-2025 FSC-klagomål.docx
@@ -671,7 +671,7 @@
     <w:r>
       <w:tab/>
       <w:tab/>
-      <w:t>2026-03-18</w:t>
+      <w:t>2026-03-19</w:t>
       <w:br/>
       <w:br/>
     </w:r>

--- a/klagomål/A 50454-2025 FSC-klagomål.docx
+++ b/klagomål/A 50454-2025 FSC-klagomål.docx
@@ -671,7 +671,7 @@
     <w:r>
       <w:tab/>
       <w:tab/>
-      <w:t>2026-03-19</w:t>
+      <w:t>2026-03-20</w:t>
       <w:br/>
       <w:br/>
     </w:r>

--- a/klagomål/A 50454-2025 FSC-klagomål.docx
+++ b/klagomål/A 50454-2025 FSC-klagomål.docx
@@ -671,7 +671,7 @@
     <w:r>
       <w:tab/>
       <w:tab/>
-      <w:t>2026-03-20</w:t>
+      <w:t>2026-03-21</w:t>
       <w:br/>
       <w:br/>
     </w:r>

--- a/klagomål/A 50454-2025 FSC-klagomål.docx
+++ b/klagomål/A 50454-2025 FSC-klagomål.docx
@@ -671,7 +671,7 @@
     <w:r>
       <w:tab/>
       <w:tab/>
-      <w:t>2026-03-21</w:t>
+      <w:t>2026-03-22</w:t>
       <w:br/>
       <w:br/>
     </w:r>

--- a/klagomål/A 50454-2025 FSC-klagomål.docx
+++ b/klagomål/A 50454-2025 FSC-klagomål.docx
@@ -671,7 +671,7 @@
     <w:r>
       <w:tab/>
       <w:tab/>
-      <w:t>2026-03-22</w:t>
+      <w:t>2026-03-23</w:t>
       <w:br/>
       <w:br/>
     </w:r>

--- a/klagomål/A 50454-2025 FSC-klagomål.docx
+++ b/klagomål/A 50454-2025 FSC-klagomål.docx
@@ -671,7 +671,7 @@
     <w:r>
       <w:tab/>
       <w:tab/>
-      <w:t>2026-03-23</w:t>
+      <w:t>2026-03-24</w:t>
       <w:br/>
       <w:br/>
     </w:r>

--- a/klagomål/A 50454-2025 FSC-klagomål.docx
+++ b/klagomål/A 50454-2025 FSC-klagomål.docx
@@ -671,7 +671,7 @@
     <w:r>
       <w:tab/>
       <w:tab/>
-      <w:t>2026-03-24</w:t>
+      <w:t>2026-03-25</w:t>
       <w:br/>
       <w:br/>
     </w:r>

--- a/klagomål/A 50454-2025 FSC-klagomål.docx
+++ b/klagomål/A 50454-2025 FSC-klagomål.docx
@@ -671,7 +671,7 @@
     <w:r>
       <w:tab/>
       <w:tab/>
-      <w:t>2026-03-25</w:t>
+      <w:t>2026-03-26</w:t>
       <w:br/>
       <w:br/>
     </w:r>

--- a/klagomål/A 50454-2025 FSC-klagomål.docx
+++ b/klagomål/A 50454-2025 FSC-klagomål.docx
@@ -671,7 +671,7 @@
     <w:r>
       <w:tab/>
       <w:tab/>
-      <w:t>2026-03-26</w:t>
+      <w:t>2026-03-27</w:t>
       <w:br/>
       <w:br/>
     </w:r>

--- a/klagomål/A 50454-2025 FSC-klagomål.docx
+++ b/klagomål/A 50454-2025 FSC-klagomål.docx
@@ -671,7 +671,7 @@
     <w:r>
       <w:tab/>
       <w:tab/>
-      <w:t>2026-03-27</w:t>
+      <w:t>2026-03-28</w:t>
       <w:br/>
       <w:br/>
     </w:r>

--- a/klagomål/A 50454-2025 FSC-klagomål.docx
+++ b/klagomål/A 50454-2025 FSC-klagomål.docx
@@ -671,7 +671,7 @@
     <w:r>
       <w:tab/>
       <w:tab/>
-      <w:t>2026-03-28</w:t>
+      <w:t>2026-03-29</w:t>
       <w:br/>
       <w:br/>
     </w:r>

--- a/klagomål/A 50454-2025 FSC-klagomål.docx
+++ b/klagomål/A 50454-2025 FSC-klagomål.docx
@@ -671,7 +671,7 @@
     <w:r>
       <w:tab/>
       <w:tab/>
-      <w:t>2026-03-29</w:t>
+      <w:t>2026-03-30</w:t>
       <w:br/>
       <w:br/>
     </w:r>

--- a/klagomål/A 50454-2025 FSC-klagomål.docx
+++ b/klagomål/A 50454-2025 FSC-klagomål.docx
@@ -671,7 +671,7 @@
     <w:r>
       <w:tab/>
       <w:tab/>
-      <w:t>2026-03-30</w:t>
+      <w:t>2026-03-31</w:t>
       <w:br/>
       <w:br/>
     </w:r>

--- a/klagomål/A 50454-2025 FSC-klagomål.docx
+++ b/klagomål/A 50454-2025 FSC-klagomål.docx
@@ -671,7 +671,7 @@
     <w:r>
       <w:tab/>
       <w:tab/>
-      <w:t>2026-03-31</w:t>
+      <w:t>2026-04-01</w:t>
       <w:br/>
       <w:br/>
     </w:r>

--- a/klagomål/A 50454-2025 FSC-klagomål.docx
+++ b/klagomål/A 50454-2025 FSC-klagomål.docx
@@ -671,7 +671,7 @@
     <w:r>
       <w:tab/>
       <w:tab/>
-      <w:t>2026-04-01</w:t>
+      <w:t>2026-04-02</w:t>
       <w:br/>
       <w:br/>
     </w:r>

--- a/klagomål/A 50454-2025 FSC-klagomål.docx
+++ b/klagomål/A 50454-2025 FSC-klagomål.docx
@@ -671,7 +671,7 @@
     <w:r>
       <w:tab/>
       <w:tab/>
-      <w:t>2026-04-02</w:t>
+      <w:t>2026-04-03</w:t>
       <w:br/>
       <w:br/>
     </w:r>

--- a/klagomål/A 50454-2025 FSC-klagomål.docx
+++ b/klagomål/A 50454-2025 FSC-klagomål.docx
@@ -671,7 +671,7 @@
     <w:r>
       <w:tab/>
       <w:tab/>
-      <w:t>2026-04-03</w:t>
+      <w:t>2026-04-04</w:t>
       <w:br/>
       <w:br/>
     </w:r>

--- a/klagomål/A 50454-2025 FSC-klagomål.docx
+++ b/klagomål/A 50454-2025 FSC-klagomål.docx
@@ -671,7 +671,7 @@
     <w:r>
       <w:tab/>
       <w:tab/>
-      <w:t>2026-04-04</w:t>
+      <w:t>2026-04-05</w:t>
       <w:br/>
       <w:br/>
     </w:r>

--- a/klagomål/A 50454-2025 FSC-klagomål.docx
+++ b/klagomål/A 50454-2025 FSC-klagomål.docx
@@ -671,7 +671,7 @@
     <w:r>
       <w:tab/>
       <w:tab/>
-      <w:t>2026-04-05</w:t>
+      <w:t>2026-04-06</w:t>
       <w:br/>
       <w:br/>
     </w:r>

--- a/klagomål/A 50454-2025 FSC-klagomål.docx
+++ b/klagomål/A 50454-2025 FSC-klagomål.docx
@@ -671,7 +671,7 @@
     <w:r>
       <w:tab/>
       <w:tab/>
-      <w:t>2026-04-06</w:t>
+      <w:t>2026-04-07</w:t>
       <w:br/>
       <w:br/>
     </w:r>

--- a/klagomål/A 50454-2025 FSC-klagomål.docx
+++ b/klagomål/A 50454-2025 FSC-klagomål.docx
@@ -671,7 +671,7 @@
     <w:r>
       <w:tab/>
       <w:tab/>
-      <w:t>2026-04-07</w:t>
+      <w:t>2026-04-08</w:t>
       <w:br/>
       <w:br/>
     </w:r>

--- a/klagomål/A 50454-2025 FSC-klagomål.docx
+++ b/klagomål/A 50454-2025 FSC-klagomål.docx
@@ -671,7 +671,7 @@
     <w:r>
       <w:tab/>
       <w:tab/>
-      <w:t>2026-04-08</w:t>
+      <w:t>2026-04-09</w:t>
       <w:br/>
       <w:br/>
     </w:r>

--- a/klagomål/A 50454-2025 FSC-klagomål.docx
+++ b/klagomål/A 50454-2025 FSC-klagomål.docx
@@ -671,7 +671,7 @@
     <w:r>
       <w:tab/>
       <w:tab/>
-      <w:t>2026-04-09</w:t>
+      <w:t>2026-04-10</w:t>
       <w:br/>
       <w:br/>
     </w:r>

--- a/klagomål/A 50454-2025 FSC-klagomål.docx
+++ b/klagomål/A 50454-2025 FSC-klagomål.docx
@@ -671,7 +671,7 @@
     <w:r>
       <w:tab/>
       <w:tab/>
-      <w:t>2026-04-10</w:t>
+      <w:t>2026-04-11</w:t>
       <w:br/>
       <w:br/>
     </w:r>

--- a/klagomål/A 50454-2025 FSC-klagomål.docx
+++ b/klagomål/A 50454-2025 FSC-klagomål.docx
@@ -671,7 +671,7 @@
     <w:r>
       <w:tab/>
       <w:tab/>
-      <w:t>2026-04-11</w:t>
+      <w:t>2026-04-12</w:t>
       <w:br/>
       <w:br/>
     </w:r>

--- a/klagomål/A 50454-2025 FSC-klagomål.docx
+++ b/klagomål/A 50454-2025 FSC-klagomål.docx
@@ -671,7 +671,7 @@
     <w:r>
       <w:tab/>
       <w:tab/>
-      <w:t>2026-04-14</w:t>
+      <w:t>2026-04-15</w:t>
       <w:br/>
       <w:br/>
     </w:r>

--- a/klagomål/A 50454-2025 FSC-klagomål.docx
+++ b/klagomål/A 50454-2025 FSC-klagomål.docx
@@ -671,7 +671,7 @@
     <w:r>
       <w:tab/>
       <w:tab/>
-      <w:t>2026-04-15</w:t>
+      <w:t>2026-04-16</w:t>
       <w:br/>
       <w:br/>
     </w:r>

--- a/klagomål/A 50454-2025 FSC-klagomål.docx
+++ b/klagomål/A 50454-2025 FSC-klagomål.docx
@@ -671,7 +671,7 @@
     <w:r>
       <w:tab/>
       <w:tab/>
-      <w:t>2026-04-16</w:t>
+      <w:t>2026-04-17</w:t>
       <w:br/>
       <w:br/>
     </w:r>

--- a/klagomål/A 50454-2025 FSC-klagomål.docx
+++ b/klagomål/A 50454-2025 FSC-klagomål.docx
@@ -671,7 +671,7 @@
     <w:r>
       <w:tab/>
       <w:tab/>
-      <w:t>2026-04-17</w:t>
+      <w:t>2026-04-18</w:t>
       <w:br/>
       <w:br/>
     </w:r>

--- a/klagomål/A 50454-2025 FSC-klagomål.docx
+++ b/klagomål/A 50454-2025 FSC-klagomål.docx
@@ -671,7 +671,7 @@
     <w:r>
       <w:tab/>
       <w:tab/>
-      <w:t>2026-04-18</w:t>
+      <w:t>2026-04-19</w:t>
       <w:br/>
       <w:br/>
     </w:r>

--- a/klagomål/A 50454-2025 FSC-klagomål.docx
+++ b/klagomål/A 50454-2025 FSC-klagomål.docx
@@ -671,7 +671,7 @@
     <w:r>
       <w:tab/>
       <w:tab/>
-      <w:t>2026-05-16</w:t>
+      <w:t>2026-05-17</w:t>
       <w:br/>
       <w:br/>
     </w:r>

--- a/klagomål/A 50454-2025 FSC-klagomål.docx
+++ b/klagomål/A 50454-2025 FSC-klagomål.docx
@@ -671,7 +671,7 @@
     <w:r>
       <w:tab/>
       <w:tab/>
-      <w:t>2026-05-17</w:t>
+      <w:t>2026-05-18</w:t>
       <w:br/>
       <w:br/>
     </w:r>

--- a/klagomål/A 50454-2025 FSC-klagomål.docx
+++ b/klagomål/A 50454-2025 FSC-klagomål.docx
@@ -671,7 +671,7 @@
     <w:r>
       <w:tab/>
       <w:tab/>
-      <w:t>2026-05-18</w:t>
+      <w:t>2026-05-19</w:t>
       <w:br/>
       <w:br/>
     </w:r>

--- a/klagomål/A 50454-2025 FSC-klagomål.docx
+++ b/klagomål/A 50454-2025 FSC-klagomål.docx
@@ -671,7 +671,7 @@
     <w:r>
       <w:tab/>
       <w:tab/>
-      <w:t>2026-05-19</w:t>
+      <w:t>2026-05-20</w:t>
       <w:br/>
       <w:br/>
     </w:r>

--- a/klagomål/A 50454-2025 FSC-klagomål.docx
+++ b/klagomål/A 50454-2025 FSC-klagomål.docx
@@ -671,7 +671,7 @@
     <w:r>
       <w:tab/>
       <w:tab/>
-      <w:t>2026-05-20</w:t>
+      <w:t>2026-05-21</w:t>
       <w:br/>
       <w:br/>
     </w:r>

--- a/klagomål/A 50454-2025 FSC-klagomål.docx
+++ b/klagomål/A 50454-2025 FSC-klagomål.docx
@@ -671,7 +671,7 @@
     <w:r>
       <w:tab/>
       <w:tab/>
-      <w:t>2026-05-21</w:t>
+      <w:t>2026-05-22</w:t>
       <w:br/>
       <w:br/>
     </w:r>

--- a/klagomål/A 50454-2025 FSC-klagomål.docx
+++ b/klagomål/A 50454-2025 FSC-klagomål.docx
@@ -671,7 +671,7 @@
     <w:r>
       <w:tab/>
       <w:tab/>
-      <w:t>2026-05-22</w:t>
+      <w:t>2026-05-23</w:t>
       <w:br/>
       <w:br/>
     </w:r>

--- a/klagomål/A 50454-2025 FSC-klagomål.docx
+++ b/klagomål/A 50454-2025 FSC-klagomål.docx
@@ -671,7 +671,7 @@
     <w:r>
       <w:tab/>
       <w:tab/>
-      <w:t>2026-05-23</w:t>
+      <w:t>2026-05-24</w:t>
       <w:br/>
       <w:br/>
     </w:r>

--- a/klagomål/A 50454-2025 FSC-klagomål.docx
+++ b/klagomål/A 50454-2025 FSC-klagomål.docx
@@ -671,7 +671,7 @@
     <w:r>
       <w:tab/>
       <w:tab/>
-      <w:t>2026-05-24</w:t>
+      <w:t>2026-05-25</w:t>
       <w:br/>
       <w:br/>
     </w:r>

--- a/klagomål/A 50454-2025 FSC-klagomål.docx
+++ b/klagomål/A 50454-2025 FSC-klagomål.docx
@@ -671,7 +671,7 @@
     <w:r>
       <w:tab/>
       <w:tab/>
-      <w:t>2026-05-25</w:t>
+      <w:t>2026-05-26</w:t>
       <w:br/>
       <w:br/>
     </w:r>

--- a/klagomål/A 50454-2025 FSC-klagomål.docx
+++ b/klagomål/A 50454-2025 FSC-klagomål.docx
@@ -671,7 +671,7 @@
     <w:r>
       <w:tab/>
       <w:tab/>
-      <w:t>2026-05-26</w:t>
+      <w:t>2026-05-27</w:t>
       <w:br/>
       <w:br/>
     </w:r>

--- a/klagomål/A 50454-2025 FSC-klagomål.docx
+++ b/klagomål/A 50454-2025 FSC-klagomål.docx
@@ -671,7 +671,7 @@
     <w:r>
       <w:tab/>
       <w:tab/>
-      <w:t>2026-05-27</w:t>
+      <w:t>2026-05-28</w:t>
       <w:br/>
       <w:br/>
     </w:r>

--- a/klagomål/A 50454-2025 FSC-klagomål.docx
+++ b/klagomål/A 50454-2025 FSC-klagomål.docx
@@ -671,7 +671,7 @@
     <w:r>
       <w:tab/>
       <w:tab/>
-      <w:t>2026-05-28</w:t>
+      <w:t>2026-05-29</w:t>
       <w:br/>
       <w:br/>
     </w:r>

--- a/klagomål/A 50454-2025 FSC-klagomål.docx
+++ b/klagomål/A 50454-2025 FSC-klagomål.docx
@@ -671,7 +671,7 @@
     <w:r>
       <w:tab/>
       <w:tab/>
-      <w:t>2026-05-29</w:t>
+      <w:t>2026-05-30</w:t>
       <w:br/>
       <w:br/>
     </w:r>

--- a/klagomål/A 50454-2025 FSC-klagomål.docx
+++ b/klagomål/A 50454-2025 FSC-klagomål.docx
@@ -671,7 +671,7 @@
     <w:r>
       <w:tab/>
       <w:tab/>
-      <w:t>2026-05-30</w:t>
+      <w:t>2026-05-31</w:t>
       <w:br/>
       <w:br/>
     </w:r>

--- a/klagomål/A 50454-2025 FSC-klagomål.docx
+++ b/klagomål/A 50454-2025 FSC-klagomål.docx
@@ -671,7 +671,7 @@
     <w:r>
       <w:tab/>
       <w:tab/>
-      <w:t>2026-05-31</w:t>
+      <w:t>2026-06-01</w:t>
       <w:br/>
       <w:br/>
     </w:r>

--- a/klagomål/A 50454-2025 FSC-klagomål.docx
+++ b/klagomål/A 50454-2025 FSC-klagomål.docx
@@ -671,7 +671,7 @@
     <w:r>
       <w:tab/>
       <w:tab/>
-      <w:t>2026-06-01</w:t>
+      <w:t>2026-06-02</w:t>
       <w:br/>
       <w:br/>
     </w:r>

--- a/klagomål/A 50454-2025 FSC-klagomål.docx
+++ b/klagomål/A 50454-2025 FSC-klagomål.docx
@@ -671,7 +671,7 @@
     <w:r>
       <w:tab/>
       <w:tab/>
-      <w:t>2026-06-02</w:t>
+      <w:t>2026-06-03</w:t>
       <w:br/>
       <w:br/>
     </w:r>

--- a/klagomål/A 50454-2025 FSC-klagomål.docx
+++ b/klagomål/A 50454-2025 FSC-klagomål.docx
@@ -671,7 +671,7 @@
     <w:r>
       <w:tab/>
       <w:tab/>
-      <w:t>2026-06-03</w:t>
+      <w:t>2026-06-04</w:t>
       <w:br/>
       <w:br/>
     </w:r>

--- a/klagomål/A 50454-2025 FSC-klagomål.docx
+++ b/klagomål/A 50454-2025 FSC-klagomål.docx
@@ -671,7 +671,7 @@
     <w:r>
       <w:tab/>
       <w:tab/>
-      <w:t>2026-06-04</w:t>
+      <w:t>2026-06-05</w:t>
       <w:br/>
       <w:br/>
     </w:r>

--- a/klagomål/A 50454-2025 FSC-klagomål.docx
+++ b/klagomål/A 50454-2025 FSC-klagomål.docx
@@ -671,7 +671,7 @@
     <w:r>
       <w:tab/>
       <w:tab/>
-      <w:t>2026-06-05</w:t>
+      <w:t>2026-06-06</w:t>
       <w:br/>
       <w:br/>
     </w:r>

--- a/klagomål/A 50454-2025 FSC-klagomål.docx
+++ b/klagomål/A 50454-2025 FSC-klagomål.docx
@@ -671,7 +671,7 @@
     <w:r>
       <w:tab/>
       <w:tab/>
-      <w:t>2026-06-06</w:t>
+      <w:t>2026-06-07</w:t>
       <w:br/>
       <w:br/>
     </w:r>

--- a/klagomål/A 50454-2025 FSC-klagomål.docx
+++ b/klagomål/A 50454-2025 FSC-klagomål.docx
@@ -671,7 +671,7 @@
     <w:r>
       <w:tab/>
       <w:tab/>
-      <w:t>2026-06-07</w:t>
+      <w:t>2026-06-08</w:t>
       <w:br/>
       <w:br/>
     </w:r>
